--- a/DOCS/SCOUT_CoinScan_One_Pager.docx
+++ b/DOCS/SCOUT_CoinScan_One_Pager.docx
@@ -78,6 +78,58 @@
           <w:bCs/>
         </w:rPr>
         <w:t xml:space="preserve">An open-source, U1-printed machine that identifies, inspects, and sorts coins by what they actually are — not just how big they are.</w:t>
+      </w:r>
+    </w:p>
+    <w:p>
+      <w:pPr>
+        <w:jc w:val="center"/>
+      </w:pPr>
+      <w:r>
+        <w:drawing>
+          <wp:inline xmlns:a="http://schemas.openxmlformats.org/drawingml/2006/main" xmlns:pic="http://schemas.openxmlformats.org/drawingml/2006/picture">
+            <wp:extent cx="5669280" cy="4461818"/>
+            <wp:docPr id="2" name="Picture 2"/>
+            <wp:cNvGraphicFramePr>
+              <a:graphicFrameLocks noChangeAspect="1"/>
+            </wp:cNvGraphicFramePr>
+            <a:graphic>
+              <a:graphicData uri="http://schemas.openxmlformats.org/drawingml/2006/picture">
+                <pic:pic>
+                  <pic:nvPicPr>
+                    <pic:cNvPr id="0" name="machine_annotated_hero.png"/>
+                    <pic:cNvPicPr/>
+                  </pic:nvPicPr>
+                  <pic:blipFill>
+                    <a:blip r:embed="rId10"/>
+                    <a:stretch>
+                      <a:fillRect/>
+                    </a:stretch>
+                  </pic:blipFill>
+                  <pic:spPr>
+                    <a:xfrm>
+                      <a:off x="0" y="0"/>
+                      <a:ext cx="5669280" cy="4461818"/>
+                    </a:xfrm>
+                    <a:prstGeom prst="rect"/>
+                  </pic:spPr>
+                </pic:pic>
+              </a:graphicData>
+            </a:graphic>
+          </wp:inline>
+        </w:drawing>
+      </w:r>
+    </w:p>
+    <w:p>
+      <w:pPr>
+        <w:jc w:val="center"/>
+      </w:pPr>
+      <w:r>
+        <w:rPr>
+          <w:i/>
+          <w:color w:val="555555"/>
+          <w:sz w:val="18"/>
+        </w:rPr>
+        <w:t>Concept rendering — 18″ W × 12″ D × 12″ H envelope. Gravity-fed hopper → imaging station → software-defined sort bins.</w:t>
       </w:r>
     </w:p>
     <w:p>
